--- a/AI Lab Pair Programming with AI - Part 2/Nebyu_AI_Lab_Pair_Programming_with_AI_Part_2.docx
+++ b/AI Lab Pair Programming with AI - Part 2/Nebyu_AI_Lab_Pair_Programming_with_AI_Part_2.docx
@@ -49,7 +49,7 @@
           <w:b/>
           <w:sz w:val="28"/>
         </w:rPr>
-        <w:t>1. Full Prompts Used</w:t>
+        <w:t>1. Full Structured Prompts Used</w:t>
       </w:r>
     </w:p>
     <w:p>
